--- a/Hallucination Research_paper.docx
+++ b/Hallucination Research_paper.docx
@@ -634,7 +634,7 @@
           <w:rFonts w:ascii="Times New Roman" w:hAnsi="Times New Roman" w:eastAsia="Times New Roman"/>
           <w:sz w:val="18"/>
         </w:rPr>
-        <w:t>So far, I have built a standalone project in `saucedemo-research/`, separate from the repository's legacy Salesforce examples. My prototype contains:</w:t>
+        <w:t>So far, I have built a standalone project in `saucedemo-research/`. My prototype contains:</w:t>
       </w:r>
     </w:p>
     <w:p>

--- a/Hallucination Research_paper.docx
+++ b/Hallucination Research_paper.docx
@@ -13,7 +13,7 @@
           <w:b/>
           <w:sz w:val="30"/>
         </w:rPr>
-        <w:t>Detecting Hallucinations in AI-Generated Playwright Tests: Prompt-Pair Consistency vs. Application Grounding</w:t>
+        <w:t>Identifying Potentially Hallucinated Behavioral Claims in AI-Generated UI Tests: Prompt-Pair Consistency and Application Grounding</w:t>
       </w:r>
     </w:p>
     <w:p>
